--- a/New Microsoft Word Document.docx
+++ b/New Microsoft Word Document.docx
@@ -4,7 +4,20 @@
   <w:body>
     <w:p>
       <w:r>
-        <w:t>ghkjghkljgglk</w:t>
+        <w:t>G</w:t>
+      </w:r>
+      <w:r>
+        <w:t>hkjghkljgglk</w:t>
+      </w:r>
+      <w:r>
+        <w:t xml:space="preserve">   </w:t>
+      </w:r>
+      <w:r>
+        <w:rPr>
+          <w:b/>
+          <w:bCs/>
+        </w:rPr>
+        <w:t>SE-Lab</w:t>
       </w:r>
     </w:p>
     <w:sectPr>
